--- a/DOC/fenix-livro-das-regras.docx
+++ b/DOC/fenix-livro-das-regras.docx
@@ -29,7 +29,7 @@
           <w:sz w:val="24"/>
           <w:szCs w:val="24"/>
         </w:rPr>
-        <w:t>Padrões de desenvolvimento (v4.6)</w:t>
+        <w:t>Padrões de desenvolvimento (v4.8)</w:t>
       </w:r>
     </w:p>
     <w:p>
@@ -1205,16 +1205,16 @@
           <w:sz w:val="22"/>
           <w:szCs w:val="22"/>
         </w:rPr>
-        <w:t xml:space="preserve">Duas cópias de todo material com versão: tudo que tem versão (apps novos, em atualização e antigos, Fênix Core, templates de login e de onboarding, Termos de Uso, Política de Privacidade, o Livro das Regras, o Guia da biblioteca e as regras do Firestore) é entregue sempre em duas cópias idênticas. (1) Cópia com a versão no nome, só para controle interno (ex.: </w:t>
-      </w:r>
-      <w:r>
-        <w:rPr>
-          <w:rFonts w:ascii="Courier New" w:cs="Courier New" w:eastAsia="Courier New" w:hAnsi="Courier New"/>
-          <w:sz w:val="22"/>
-          <w:szCs w:val="22"/>
-          <w:shd w:fill="EEF1FA" w:val="clear"/>
-        </w:rPr>
-        <w:t>fenix-core-v4.6.js</w:t>
+        <w:t xml:space="preserve">Duas cópias de todo material com versão: tudo que tem versão (apps novos, em atualização e antigos, Fênix Core, templates de login e de onboarding, Termos de Uso, Política de Privacidade, o Livro das Regras, o Resumo do livro, o Guia da biblioteca e as regras do Firestore) é entregue sempre em duas cópias idênticas. (1) Cópia com a versão no nome, só para controle interno (ex.: </w:t>
+      </w:r>
+      <w:r>
+        <w:rPr>
+          <w:rFonts w:ascii="Courier New" w:cs="Courier New" w:eastAsia="Courier New" w:hAnsi="Courier New"/>
+          <w:sz w:val="22"/>
+          <w:szCs w:val="22"/>
+          <w:shd w:fill="EEF1FA" w:val="clear"/>
+        </w:rPr>
+        <w:t>fenix-core-v4.8.js</w:t>
       </w:r>
       <w:r>
         <w:rPr>
@@ -1248,7 +1248,7 @@
           <w:szCs w:val="22"/>
           <w:shd w:fill="EEF1FA" w:val="clear"/>
         </w:rPr>
-        <w:t>fenix-termos-de-uso-v4.6.html</w:t>
+        <w:t>fenix-termos-de-uso-v4.8.html</w:t>
       </w:r>
       <w:r>
         <w:rPr>
@@ -1265,7 +1265,7 @@
           <w:szCs w:val="22"/>
           <w:shd w:fill="EEF1FA" w:val="clear"/>
         </w:rPr>
-        <w:t>fenix-livro-das-regras-v4.6.docx</w:t>
+        <w:t>fenix-livro-das-regras-v4.8.docx</w:t>
       </w:r>
       <w:r>
         <w:rPr>
@@ -1367,7 +1367,7 @@
           <w:szCs w:val="22"/>
           <w:shd w:fill="EEF1FA" w:val="clear"/>
         </w:rPr>
-        <w:t>index-v4.6.html</w:t>
+        <w:t>index-v4.8.html</w:t>
       </w:r>
       <w:r>
         <w:rPr>
@@ -2760,7 +2760,7 @@
           <w:szCs w:val="22"/>
           <w:shd w:fill="EEF1FA" w:val="clear"/>
         </w:rPr>
-        <w:t>fenix-template-login-v4.6.html</w:t>
+        <w:t>fenix-template-login-v4.8.html</w:t>
       </w:r>
       <w:r>
         <w:rPr>
@@ -2898,7 +2898,7 @@
           <w:szCs w:val="22"/>
           <w:shd w:fill="EEF1FA" w:val="clear"/>
         </w:rPr>
-        <w:t>fenix-termos-de-uso-v4.6.html</w:t>
+        <w:t>fenix-termos-de-uso-v4.8.html</w:t>
       </w:r>
       <w:r>
         <w:rPr>
@@ -2980,7 +2980,7 @@
           <w:sz w:val="22"/>
           <w:szCs w:val="22"/>
         </w:rPr>
-        <w:t xml:space="preserve"> de primeiro acesso e não cria outro layout. Endereço oficial: https://fenicris-dev.github.io/Fenix-Core/fenix-template-onboarding.html (a versão fica dentro do arquivo; a cópia com a versão no nome, ex.: fenix-template-onboarding-v4.6.html, serve só de histórico). O app define </w:t>
+        <w:t xml:space="preserve"> de primeiro acesso e não cria outro layout. Endereço oficial: https://fenicris-dev.github.io/Fenix-Core/fenix-template-onboarding.html (a versão fica dentro do arquivo; a cópia com a versão no nome, ex.: fenix-template-onboarding-v4.8.html, serve só de histórico). O app define </w:t>
       </w:r>
       <w:r>
         <w:rPr>
@@ -4914,7 +4914,58 @@
           <w:sz w:val="22"/>
           <w:szCs w:val="22"/>
         </w:rPr>
-        <w:t xml:space="preserve"> da biblioteca (endereço em Endereços oficiais): ele reproduz as regras publicadas no console e traz os reforços marcados com [v4.0] no próprio arquivo (empresas, equipe, convites, vínculo usuário e empresa, catálogos por empresa, base compartilhada e dados pessoais por usuário). Ajuste só o que o app criar de coleção própria e entregue o arquivo pronto, nas duas cópias (regra 11). Ao mudar o que o core grava, publique primeiro o core e só depois as regras no console, e teste no Playground de regras antes (roteiro no Guia). Depois que eu publicar as regras, avise para eu tomar o arquivo como o publicado. Checklist para publicar as regras: (1) publique o core e os templates no GitHub; (2) no console, copie as regras atuais para um arquivo de backup; (3) cole as novas no Playground e rode o roteiro do Guia; (4) publique; (5) abra um app real, entre e grave um registro; (6) se algo falhar, recoloque o backup e me avise.</w:t>
+        <w:t xml:space="preserve"> da biblioteca (endereço em Endereços oficiais): ele reproduz as regras publicadas no console e traz os reforços marcados com [v4.0] no próprio arquivo (empresas, equipe, convites, vínculo usuário e empresa, catálogos por empresa, base compartilhada e dados pessoais por usuário). Ajuste só o que o app criar de coleção própria e entregue o arquivo pronto, nas duas cópias (regra 11). Ao mudar o que o core grava, publique primeiro o core e só depois as regras no console, e teste no Playground de regras antes (roteiro no Guia). Depois que eu publicar as regras, avise para eu tomar o arquivo como o publicado. Checklist para publicar as regras: (1) publique o core e os templates no GitHub; (2) no seu computador, rode os testes da pasta </w:t>
+      </w:r>
+      <w:r>
+        <w:rPr>
+          <w:rFonts w:ascii="Courier New" w:cs="Courier New" w:eastAsia="Courier New" w:hAnsi="Courier New"/>
+          <w:sz w:val="22"/>
+          <w:szCs w:val="22"/>
+          <w:shd w:fill="EEF1FA" w:val="clear"/>
+        </w:rPr>
+        <w:t xml:space="preserve">testes-regras/</w:t>
+      </w:r>
+      <w:r>
+        <w:rPr>
+          <w:rFonts w:ascii="Arial" w:cs="Arial" w:eastAsia="Arial" w:hAnsi="Arial"/>
+          <w:sz w:val="22"/>
+          <w:szCs w:val="22"/>
+        </w:rPr>
+        <w:t xml:space="preserve"> (</w:t>
+      </w:r>
+      <w:r>
+        <w:rPr>
+          <w:rFonts w:ascii="Courier New" w:cs="Courier New" w:eastAsia="Courier New" w:hAnsi="Courier New"/>
+          <w:sz w:val="22"/>
+          <w:szCs w:val="22"/>
+          <w:shd w:fill="EEF1FA" w:val="clear"/>
+        </w:rPr>
+        <w:t xml:space="preserve">npm install</w:t>
+      </w:r>
+      <w:r>
+        <w:rPr>
+          <w:rFonts w:ascii="Arial" w:cs="Arial" w:eastAsia="Arial" w:hAnsi="Arial"/>
+          <w:sz w:val="22"/>
+          <w:szCs w:val="22"/>
+        </w:rPr>
+        <w:t xml:space="preserve"> uma vez e </w:t>
+      </w:r>
+      <w:r>
+        <w:rPr>
+          <w:rFonts w:ascii="Courier New" w:cs="Courier New" w:eastAsia="Courier New" w:hAnsi="Courier New"/>
+          <w:sz w:val="22"/>
+          <w:szCs w:val="22"/>
+          <w:shd w:fill="EEF1FA" w:val="clear"/>
+        </w:rPr>
+        <w:t xml:space="preserve">npm test</w:t>
+      </w:r>
+      <w:r>
+        <w:rPr>
+          <w:rFonts w:ascii="Arial" w:cs="Arial" w:eastAsia="Arial" w:hAnsi="Arial"/>
+          <w:sz w:val="22"/>
+          <w:szCs w:val="22"/>
+        </w:rPr>
+        <w:t xml:space="preserve">); se algum falhar, não publique; (3) no console, copie as regras atuais para um arquivo de backup; (4) cole as novas no Playground e rode o roteiro do Guia; (5) publique; (6) abra um app real, entre e grave um registro; (7) se algo falhar, recoloque o backup e me avise.</w:t>
       </w:r>
     </w:p>
     <w:p>
@@ -7053,6 +7104,42 @@
           <w:sz w:val="22"/>
           <w:szCs w:val="22"/>
         </w:rPr>
+        <w:t>v4.8: (1) Regras do Firestore: a gravação em empresas/{id}/cidades fica fechada de verdade (antes, o curinga das coleções da empresa liberava a gravação e a regra write: if false não valia); o core grava cidades em cidades/…, na raiz, então nenhum app é afetado. A leitura por quem pertence à empresa continua. Novo teste em testes-regras/. (2) Checklist de publicação do Guia alinhado ao da regra 46 (passo dos testes). (3) O core só muda de versão (c 4.8). Livro, guia, resumo, core, versao.json, regras do Firestore, templates e documentos legais sobem juntos para a 4.8 (regra 7); o texto dos Termos e da Política continua o da 4.4. Afeta apps: NÃO. Publique as regras novas pelo checklist da regra 46.</w:t>
+      </w:r>
+    </w:p>
+    <w:p>
+      <w:pPr>
+        <w:pStyle w:val="ListParagraph"/>
+        <w:numPr>
+          <w:ilvl w:val="0"/>
+          <w:numId w:val="3"/>
+        </w:numPr>
+        <w:spacing w:after="40"/>
+      </w:pPr>
+      <w:r>
+        <w:rPr>
+          <w:rFonts w:ascii="Arial" w:cs="Arial" w:eastAsia="Arial" w:hAnsi="Arial"/>
+          <w:sz w:val="22"/>
+          <w:szCs w:val="22"/>
+        </w:rPr>
+        <w:t>v4.7: (1) Resumo do livro: nova folha única (fenix-resumo-do-livro, md e docx) que diz quais regras valem em cada tipo de trabalho (sempre, app novo, app antigo, alteração pequena, por recurso do app e biblioteca); entra no conjunto nivelado e nas duas cópias (regra 11). (2) Testes das regras do Firestore: pasta testes-regras/ (npm install e npm test, com o emulador local, sem tocar no banco real) que confere as regras da biblioteca; o checklist da regra 46 ganha o passo dos testes antes do Playground. (3) Painel da biblioteca: novo Teste de aparelho (toque Asas, farol e holofotes ao vivo, selo de versões e dados do aparelho) e os itens do Resumo na lista de endereços. (4) Como entregar: varredura de versões antigas em todos os arquivos antes de cada entrega. (5) O core só muda de versão (c 4.7). Livro, guia, resumo, core, versao.json, regras do Firestore, templates e documentos legais sobem juntos para a 4.7 (regra 7); o texto dos Termos e da Política continua o da 4.4. Afeta apps: NÃO (só o número do selo l e c passa a ser 4.7 quando o app for alterado).</w:t>
+      </w:r>
+    </w:p>
+    <w:p>
+      <w:pPr>
+        <w:pStyle w:val="ListParagraph"/>
+        <w:numPr>
+          <w:ilvl w:val="0"/>
+          <w:numId w:val="3"/>
+        </w:numPr>
+        <w:spacing w:after="40"/>
+      </w:pPr>
+      <w:r>
+        <w:rPr>
+          <w:rFonts w:ascii="Arial" w:cs="Arial" w:eastAsia="Arial" w:hAnsi="Arial"/>
+          <w:sz w:val="22"/>
+          <w:szCs w:val="22"/>
+        </w:rPr>
         <w:t>v4.6: (1) Selo de versões (regra 61): todo app mostra v3.2 | c 4.6 (app e core) ao lado da versão e na tela Sobre, com FenixCore.versoes.montarSelo; a Sobre ganha as linhas Core em uso e Livro das Regras. (2) Com internet, o core consulta o novo arquivo versao.json (raiz do repositório, ao lado do fenix-core.js) e mostra um ponto amarelo quando existe core mais novo, ou vermelho quando o core em uso é menor que o coreMinimo do app. (3) O Painel da biblioteca passa a testar o versao.json e o selo, e a conferência de versões do Painel foi corrigida (na 4.5 ele ainda comparava com a 4.4). (4) A Ficha não ganha grupo novo: a regra 61 vale sempre. Livro, guia, core, versao.json, regras do Firestore, templates e documentos legais sobem juntos para a 4.6 (regra 7); o texto dos Termos e da Política continua o da 4.4, só muda a versão. Afeta apps: SIM, mas leve. Todo app ganha o selo na próxima alteração; Gestor do Tempo, Controle de Compras e Cápsula do Tempo já o recebem dentro do roteiro da regra 55.</w:t>
       </w:r>
     </w:p>
@@ -7739,6 +7826,24 @@
           <w:sz w:val="22"/>
           <w:szCs w:val="22"/>
         </w:rPr>
+        <w:t>Resumo do livro: https://fenicris-dev.github.io/Fenix-Core/MD/fenix-resumo-do-livro.md e https://fenicris-dev.github.io/Fenix-Core/DOC/fenix-resumo-do-livro.docx</w:t>
+      </w:r>
+    </w:p>
+    <w:p>
+      <w:pPr>
+        <w:pStyle w:val="ListParagraph"/>
+        <w:numPr>
+          <w:ilvl w:val="0"/>
+          <w:numId w:val="3"/>
+        </w:numPr>
+        <w:spacing w:after="40"/>
+      </w:pPr>
+      <w:r>
+        <w:rPr>
+          <w:rFonts w:ascii="Arial" w:cs="Arial" w:eastAsia="Arial" w:hAnsi="Arial"/>
+          <w:sz w:val="22"/>
+          <w:szCs w:val="22"/>
+        </w:rPr>
         <w:t>Guia da biblioteca: https://fenicris-dev.github.io/Fenix-Core/MD/fenix-guia-da-biblioteca.md e https://fenicris-dev.github.io/Fenix-Core/DOC/fenix-guia-da-biblioteca.docx</w:t>
       </w:r>
     </w:p>
@@ -7793,7 +7898,7 @@
           <w:sz w:val="22"/>
           <w:szCs w:val="22"/>
         </w:rPr>
-        <w:t>As cópias com a versão no nome (ex.: fenix-core-v4.6.js) são só histórico: não as use como referência nem aponte apps para elas.</w:t>
+        <w:t>As cópias com a versão no nome (ex.: fenix-core-v4.8.js) são só histórico: não as use como referência nem aponte apps para elas.</w:t>
       </w:r>
     </w:p>
     <w:p>
@@ -7904,6 +8009,24 @@
           <w:szCs w:val="22"/>
         </w:rPr>
         <w:t>Atualize o Guia da biblioteca (fenix-guia-da-biblioteca): funções novas do core, regras novas do livro e a entrada do Changelog desta versão.</w:t>
+      </w:r>
+    </w:p>
+    <w:p>
+      <w:pPr>
+        <w:pStyle w:val="ListParagraph"/>
+        <w:numPr>
+          <w:ilvl w:val="0"/>
+          <w:numId w:val="3"/>
+        </w:numPr>
+        <w:spacing w:after="40"/>
+      </w:pPr>
+      <w:r>
+        <w:rPr>
+          <w:rFonts w:ascii="Arial" w:cs="Arial" w:eastAsia="Arial" w:hAnsi="Arial"/>
+          <w:sz w:val="22"/>
+          <w:szCs w:val="22"/>
+        </w:rPr>
+        <w:t>Antes de entregar, faça a varredura de versões: procure em todos os arquivos do pacote qualquer número de versão antigo (título, cabeçalho, rodapé, selo, subtítulo, comentário de topo) e confirme que todos mostram a versão desta entrega, exceto o que por regra não muda (como o texto dos Termos e da Política).</w:t>
       </w:r>
     </w:p>
     <w:p>
